--- a/testakten/erbstreit-krypto-multisig-edelmann-stuttgart/11_pflichtteilsberechnung_henrike_und_marie_theres.docx
+++ b/testakten/erbstreit-krypto-multisig-edelmann-stuttgart/11_pflichtteilsberechnung_henrike_und_marie_theres.docx
@@ -100,7 +100,7 @@
         <w:jc w:val="left"/>
       </w:pPr>
       <w:r>
-        <w:t>Nach Constantins Ausschlagung (29.04.2025, → Aktenstück 12) gilt er als von Anfang an nicht Erbe (§ 1953 BGB). Sein Anteil (1/4) fällt nach den Regeln der gesetzlichen Erbfolge an — hier: die verbliebenen Miterben bzw. nächste gesetzliche Erben. Da Marlies, Henrike und Marie-Theres die verbleibenden Erben sind:</w:t>
+        <w:t>Nach Constantins Ausschlagung (29.04.2025, → Aktenstück 12) gilt er als von Anfang an nicht Erbe (Paragraf 1953 BGB). Sein Anteil (1/4) fällt nach den Regeln der gesetzlichen Erbfolge an — hier: die verbliebenen Miterben bzw. nächste gesetzliche Erben. Da Marlies, Henrike und Marie-Theres die verbleibenden Erben sind:</w:t>
       </w:r>
     </w:p>
     <w:tbl>
@@ -215,7 +215,7 @@
                 <w:rFonts w:ascii="Times New Roman" w:hAnsi="Times New Roman"/>
                 <w:sz w:val="20"/>
               </w:rPr>
-              <w:t xml:space="preserve"> — korrekte Berechnung: Constantins Anteil wächst den übrigen drei Erben nach § 1953 Abs. 2 BGB iVm Testament anteilig an</w:t>
+              <w:t xml:space="preserve"> — korrekte Berechnung: Constantins Anteil wächst den übrigen drei Erben nach Paragraf 1953 Abs. 2 BGB iVm Testament anteilig an</w:t>
             </w:r>
           </w:p>
         </w:tc>
@@ -557,7 +557,7 @@
         <w:pStyle w:val="ListBullet"/>
       </w:pPr>
       <w:r>
-        <w:t xml:space="preserve">Pflichtteil nach § 2303 Abs. 1 BGB: Hälfte des gesetzlichen Erbteils = </w:t>
+        <w:t xml:space="preserve">Pflichtteil nach Paragraf 2303 Abs. 1 BGB: Hälfte des gesetzlichen Erbteils = </w:t>
       </w:r>
       <w:r>
         <w:rPr>
@@ -593,7 +593,7 @@
         <w:pStyle w:val="ListBullet"/>
       </w:pPr>
       <w:r>
-        <w:t>Marie-Theres hat 2020 auf ihren Pflichtteil verzichtet (§ 2346 BGB). Dieser Verzicht ist (vorbehaltlich der Anfechtung → Aktenstück 13) wirksam.</w:t>
+        <w:t>Marie-Theres hat 2020 auf ihren Pflichtteil verzichtet (Paragraf 2346 BGB). Dieser Verzicht ist (vorbehaltlich der Anfechtung → Aktenstück 13) wirksam.</w:t>
       </w:r>
     </w:p>
     <w:p>
@@ -613,7 +613,7 @@
         <w:rPr>
           <w:rFonts w:ascii="Times New Roman" w:hAnsi="Times New Roman"/>
         </w:rPr>
-        <w:t>3. Pflichtteilsergänzungsanspruch nach § 2325 BGB</w:t>
+        <w:t>3. Pflichtteilsergänzungsanspruch nach Paragraf 2325 BGB</w:t>
       </w:r>
     </w:p>
     <w:p>
@@ -640,7 +640,7 @@
         <w:jc w:val="left"/>
       </w:pPr>
       <w:r>
-        <w:t>Ausgangspunkt: Reinnachlass (§ 2311 BGB) zuzüglich der ergänzungspflichtigen Schenkungen.</w:t>
+        <w:t>Ausgangspunkt: Reinnachlass (Paragraf 2311 BGB) zuzüglich der ergänzungspflichtigen Schenkungen.</w:t>
       </w:r>
     </w:p>
     <w:tbl>
@@ -888,7 +888,7 @@
                 <w:rFonts w:ascii="Times New Roman" w:hAnsi="Times New Roman"/>
                 <w:sz w:val="20"/>
               </w:rPr>
-              <w:t>+ LV-Schenkung an Marlies (§ 2325 BGB?)</w:t>
+              <w:t>+ LV-Schenkung an Marlies (Paragraf 2325 BGB?)</w:t>
             </w:r>
           </w:p>
         </w:tc>
@@ -968,7 +968,7 @@
         <w:rPr>
           <w:rFonts w:ascii="Times New Roman" w:hAnsi="Times New Roman"/>
         </w:rPr>
-        <w:t>3.2 Abschmelzung nach § 2325 Abs. 3 BGB</w:t>
+        <w:t>3.2 Abschmelzung nach Paragraf 2325 Abs. 3 BGB</w:t>
       </w:r>
     </w:p>
     <w:p>
@@ -1535,10 +1535,10 @@
         <w:rPr>
           <w:b/>
         </w:rPr>
-        <w:t>Ergänzungsanspruch nach § 2325 BGB:</w:t>
+        <w:t>Ergänzungsanspruch nach Paragraf 2325 BGB:</w:t>
       </w:r>
       <w:r>
-        <w:t xml:space="preserve"> Dieser richtet sich gegen den Beschenkten. Für die Schenkung an Constantin: Henrike kann von Constantin persönlich den Ergänzungsbetrag in Höhe des Pflichtteilsergänzungsanspruchs verlangen — begrenzt auf den Schenkungswert (§ 2329 BGB).</w:t>
+        <w:t xml:space="preserve"> Dieser richtet sich gegen den Beschenkten. Für die Schenkung an Constantin: Henrike kann von Constantin persönlich den Ergänzungsbetrag in Höhe des Pflichtteilsergänzungsanspruchs verlangen — begrenzt auf den Schenkungswert (Paragraf 2329 BGB).</w:t>
       </w:r>
     </w:p>
     <w:p>
@@ -1615,7 +1615,7 @@
         <w:jc w:val="left"/>
       </w:pPr>
       <w:r>
-        <w:t>Marie-Theres hat auf den Pflichtteil verzichtet. Der Verzicht erfasst grundsätzlich auch den Ergänzungsanspruch (§ 2346 BGB: Verzicht auf Erb- und Pflichtteilsrecht). Ob die Anfechtung des Verzichts (→ Aktenstück 13) greift, ist offen. Wenn der Verzicht wegfällt:</w:t>
+        <w:t>Marie-Theres hat auf den Pflichtteil verzichtet. Der Verzicht erfasst grundsätzlich auch den Ergänzungsanspruch (Paragraf 2346 BGB: Verzicht auf Erb- und Pflichtteilsrecht). Ob die Anfechtung des Verzichts (→ Aktenstück 13) greift, ist offen. Wenn der Verzicht wegfällt:</w:t>
       </w:r>
     </w:p>
     <w:p>
